--- a/web/msword/development/แบบฟอร์มเดินทางไปราชการ.docx
+++ b/web/msword/development/แบบฟอร์มเดินทางไปราชการ.docx
@@ -52,7 +52,7 @@
                     </pic:cNvPicPr>
                   </pic:nvPicPr>
                   <pic:blipFill>
-                    <a:blip r:embed="rId4" cstate="print">
+                    <a:blip r:embed="rId5" cstate="print">
                       <a:extLst>
                         <a:ext uri="{28A0092B-C50C-407E-A947-70E740481C1C}">
                           <a14:useLocalDpi xmlns:a14="http://schemas.microsoft.com/office/drawing/2010/main" val="0"/>
@@ -488,6 +488,7 @@
           <w:tab w:val="left" w:pos="1418"/>
         </w:tabs>
         <w:spacing w:before="120" w:after="0"/>
+        <w:jc w:val="right"/>
         <w:rPr>
           <w:rFonts w:ascii="TH SarabunIT๙" w:hAnsi="TH SarabunIT๙" w:cs="TH SarabunIT๙"/>
           <w:sz w:val="32"/>
@@ -502,61 +503,99 @@
           <w:cs/>
         </w:rPr>
         <w:tab/>
-        <w:t xml:space="preserve">ด้วยข้าพเจ้า </w:t>
-      </w:r>
-      <w:r>
-        <w:rPr>
-          <w:rFonts w:ascii="TH SarabunIT๙" w:hAnsi="TH SarabunIT๙" w:cs="TH SarabunIT๙" w:hint="cs"/>
-          <w:sz w:val="32"/>
-          <w:szCs w:val="32"/>
-          <w:cs/>
-        </w:rPr>
-        <w:t>นายสมคิด พรหมรักษา</w:t>
-      </w:r>
-      <w:r>
-        <w:rPr>
-          <w:rFonts w:ascii="TH SarabunIT๙" w:hAnsi="TH SarabunIT๙" w:cs="TH SarabunIT๙"/>
-          <w:sz w:val="32"/>
-          <w:szCs w:val="32"/>
-          <w:cs/>
-        </w:rPr>
-        <w:tab/>
+        <w:t>ด้วยข้าพเจ้า</w:t>
+      </w:r>
+      <w:r>
+        <w:rPr>
+          <w:rFonts w:ascii="TH SarabunIT๙" w:hAnsi="TH SarabunIT๙" w:cs="TH SarabunIT๙"/>
+          <w:sz w:val="32"/>
+          <w:szCs w:val="32"/>
+        </w:rPr>
+        <w:t xml:space="preserve"> </w:t>
+      </w:r>
+      <w:r>
+        <w:rPr>
+          <w:rFonts w:ascii="TH SarabunIT๙" w:hAnsi="TH SarabunIT๙" w:cs="TH SarabunIT๙"/>
+          <w:sz w:val="32"/>
+          <w:szCs w:val="32"/>
+          <w:u w:val="dotted"/>
+        </w:rPr>
+        <w:t>${</w:t>
+      </w:r>
+      <w:proofErr w:type="spellStart"/>
+      <w:r>
+        <w:rPr>
+          <w:rFonts w:ascii="TH SarabunIT๙" w:hAnsi="TH SarabunIT๙" w:cs="TH SarabunIT๙"/>
+          <w:sz w:val="32"/>
+          <w:szCs w:val="32"/>
+          <w:u w:val="dotted"/>
+        </w:rPr>
+        <w:t>fullname</w:t>
+      </w:r>
+      <w:proofErr w:type="spellEnd"/>
+      <w:r>
+        <w:rPr>
+          <w:rFonts w:ascii="TH SarabunIT๙" w:hAnsi="TH SarabunIT๙" w:cs="TH SarabunIT๙"/>
+          <w:sz w:val="32"/>
+          <w:szCs w:val="32"/>
+          <w:u w:val="dotted"/>
+        </w:rPr>
+        <w:t>}</w:t>
+      </w:r>
+      <w:r>
+        <w:rPr>
+          <w:rFonts w:ascii="TH SarabunIT๙" w:hAnsi="TH SarabunIT๙" w:cs="TH SarabunIT๙"/>
+          <w:sz w:val="32"/>
+          <w:szCs w:val="32"/>
+          <w:u w:val="dotted"/>
+        </w:rPr>
+        <w:t xml:space="preserve"> </w:t>
+      </w:r>
+      <w:r>
+        <w:rPr>
+          <w:rFonts w:ascii="TH SarabunIT๙" w:hAnsi="TH SarabunIT๙" w:cs="TH SarabunIT๙"/>
+          <w:sz w:val="32"/>
+          <w:szCs w:val="32"/>
+          <w:cs/>
+        </w:rPr>
         <w:t xml:space="preserve">ตำแหน่ง </w:t>
       </w:r>
       <w:r>
         <w:rPr>
-          <w:rFonts w:ascii="TH SarabunIT๙" w:hAnsi="TH SarabunIT๙" w:cs="TH SarabunIT๙" w:hint="cs"/>
-          <w:sz w:val="32"/>
-          <w:szCs w:val="32"/>
-          <w:cs/>
-        </w:rPr>
-        <w:t>นวก.คอมพิวเตอร์ปฏิบัติการ</w:t>
-      </w:r>
-      <w:r>
-        <w:rPr>
-          <w:rFonts w:ascii="TH SarabunIT๙" w:hAnsi="TH SarabunIT๙" w:cs="TH SarabunIT๙" w:hint="cs"/>
-          <w:sz w:val="32"/>
-          <w:szCs w:val="32"/>
-          <w:cs/>
-        </w:rPr>
-        <w:t xml:space="preserve"> พร้อมด้วย</w:t>
+          <w:rFonts w:ascii="TH SarabunIT๙" w:hAnsi="TH SarabunIT๙" w:cs="TH SarabunIT๙"/>
+          <w:sz w:val="32"/>
+          <w:szCs w:val="32"/>
+          <w:u w:val="dotted"/>
+        </w:rPr>
+        <w:t>${position}</w:t>
       </w:r>
     </w:p>
     <w:tbl>
       <w:tblPr>
         <w:tblStyle w:val="TableGrid"/>
-        <w:tblW w:w="0" w:type="auto"/>
+        <w:tblW w:w="7775" w:type="dxa"/>
+        <w:tblInd w:w="1342" w:type="dxa"/>
+        <w:tblBorders>
+          <w:top w:val="none" w:sz="0" w:space="0" w:color="auto"/>
+          <w:left w:val="none" w:sz="0" w:space="0" w:color="auto"/>
+          <w:bottom w:val="none" w:sz="0" w:space="0" w:color="auto"/>
+          <w:right w:val="none" w:sz="0" w:space="0" w:color="auto"/>
+          <w:insideH w:val="none" w:sz="0" w:space="0" w:color="auto"/>
+          <w:insideV w:val="none" w:sz="0" w:space="0" w:color="auto"/>
+        </w:tblBorders>
         <w:tblLook w:val="04A0" w:firstRow="1" w:lastRow="0" w:firstColumn="1" w:lastColumn="0" w:noHBand="0" w:noVBand="1"/>
       </w:tblPr>
       <w:tblGrid>
-        <w:gridCol w:w="3020"/>
-        <w:gridCol w:w="3021"/>
-        <w:gridCol w:w="3021"/>
+        <w:gridCol w:w="3627"/>
+        <w:gridCol w:w="4148"/>
       </w:tblGrid>
       <w:tr>
+        <w:trPr>
+          <w:trHeight w:val="628"/>
+        </w:trPr>
         <w:tc>
           <w:tcPr>
-            <w:tcW w:w="3020" w:type="dxa"/>
+            <w:tcW w:w="3627" w:type="dxa"/>
           </w:tcPr>
           <w:p>
             <w:pPr>
@@ -576,16 +615,18 @@
                 <w:sz w:val="32"/>
                 <w:szCs w:val="32"/>
               </w:rPr>
-              <w:t>${n</w:t>
+              <w:t>${</w:t>
             </w:r>
+            <w:proofErr w:type="spellStart"/>
             <w:r>
               <w:rPr>
                 <w:rFonts w:ascii="TH SarabunIT๙" w:hAnsi="TH SarabunIT๙" w:cs="TH SarabunIT๙"/>
                 <w:sz w:val="32"/>
                 <w:szCs w:val="32"/>
               </w:rPr>
-              <w:t>um</w:t>
+              <w:t>member_name</w:t>
             </w:r>
+            <w:proofErr w:type="spellEnd"/>
             <w:r>
               <w:rPr>
                 <w:rFonts w:ascii="TH SarabunIT๙" w:hAnsi="TH SarabunIT๙" w:cs="TH SarabunIT๙"/>
@@ -598,7 +639,7 @@
         </w:tc>
         <w:tc>
           <w:tcPr>
-            <w:tcW w:w="3021" w:type="dxa"/>
+            <w:tcW w:w="4148" w:type="dxa"/>
           </w:tcPr>
           <w:p>
             <w:pPr>
@@ -618,10 +659,18 @@
                 <w:sz w:val="32"/>
                 <w:szCs w:val="32"/>
               </w:rPr>
-              <w:t>${member_name</w:t>
+              <w:t>${</w:t>
             </w:r>
-            <w:bookmarkStart w:id="0" w:name="_GoBack"/>
-            <w:bookmarkEnd w:id="0"/>
+            <w:proofErr w:type="spellStart"/>
+            <w:r>
+              <w:rPr>
+                <w:rFonts w:ascii="TH SarabunIT๙" w:hAnsi="TH SarabunIT๙" w:cs="TH SarabunIT๙"/>
+                <w:sz w:val="32"/>
+                <w:szCs w:val="32"/>
+              </w:rPr>
+              <w:t>member_position</w:t>
+            </w:r>
+            <w:proofErr w:type="spellEnd"/>
             <w:r>
               <w:rPr>
                 <w:rFonts w:ascii="TH SarabunIT๙" w:hAnsi="TH SarabunIT๙" w:cs="TH SarabunIT๙"/>
@@ -632,195 +681,8 @@
             </w:r>
           </w:p>
         </w:tc>
-        <w:tc>
-          <w:tcPr>
-            <w:tcW w:w="3021" w:type="dxa"/>
-          </w:tcPr>
-          <w:p>
-            <w:pPr>
-              <w:tabs>
-                <w:tab w:val="left" w:pos="1418"/>
-              </w:tabs>
-              <w:spacing w:before="120"/>
-              <w:rPr>
-                <w:rFonts w:ascii="TH SarabunIT๙" w:hAnsi="TH SarabunIT๙" w:cs="TH SarabunIT๙" w:hint="cs"/>
-                <w:sz w:val="32"/>
-                <w:szCs w:val="32"/>
-              </w:rPr>
-            </w:pPr>
-          </w:p>
-        </w:tc>
       </w:tr>
     </w:tbl>
-    <w:p>
-      <w:pPr>
-        <w:tabs>
-          <w:tab w:val="left" w:pos="1418"/>
-        </w:tabs>
-        <w:spacing w:before="120" w:after="0"/>
-        <w:rPr>
-          <w:rFonts w:ascii="TH SarabunIT๙" w:hAnsi="TH SarabunIT๙" w:cs="TH SarabunIT๙"/>
-          <w:sz w:val="32"/>
-          <w:szCs w:val="32"/>
-        </w:rPr>
-      </w:pPr>
-    </w:p>
-    <w:p>
-      <w:pPr>
-        <w:tabs>
-          <w:tab w:val="left" w:pos="1418"/>
-        </w:tabs>
-        <w:spacing w:after="0"/>
-        <w:rPr>
-          <w:rFonts w:ascii="TH SarabunIT๙" w:hAnsi="TH SarabunIT๙" w:cs="TH SarabunIT๙"/>
-          <w:sz w:val="32"/>
-          <w:szCs w:val="32"/>
-        </w:rPr>
-      </w:pPr>
-      <w:r>
-        <w:rPr>
-          <w:rFonts w:ascii="TH SarabunIT๙" w:hAnsi="TH SarabunIT๙" w:cs="TH SarabunIT๙" w:hint="cs"/>
-          <w:sz w:val="32"/>
-          <w:szCs w:val="32"/>
-          <w:cs/>
-        </w:rPr>
-        <w:tab/>
-      </w:r>
-      <w:r>
-        <w:rPr>
-          <w:rFonts w:ascii="TH SarabunIT๙" w:hAnsi="TH SarabunIT๙" w:cs="TH SarabunIT๙"/>
-          <w:sz w:val="32"/>
-          <w:szCs w:val="32"/>
-          <w:cs/>
-        </w:rPr>
-        <w:tab/>
-        <w:t xml:space="preserve">1. </w:t>
-      </w:r>
-      <w:r>
-        <w:rPr>
-          <w:rFonts w:ascii="TH SarabunIT๙" w:hAnsi="TH SarabunIT๙" w:cs="TH SarabunIT๙"/>
-          <w:sz w:val="32"/>
-          <w:szCs w:val="32"/>
-          <w:cs/>
-        </w:rPr>
-        <w:t>นายภาณุ ภักดีสาร</w:t>
-      </w:r>
-      <w:r>
-        <w:rPr>
-          <w:rFonts w:ascii="TH SarabunIT๙" w:hAnsi="TH SarabunIT๙" w:cs="TH SarabunIT๙"/>
-          <w:sz w:val="32"/>
-          <w:szCs w:val="32"/>
-          <w:cs/>
-        </w:rPr>
-        <w:tab/>
-      </w:r>
-      <w:r>
-        <w:rPr>
-          <w:rFonts w:ascii="TH SarabunIT๙" w:hAnsi="TH SarabunIT๙" w:cs="TH SarabunIT๙"/>
-          <w:sz w:val="32"/>
-          <w:szCs w:val="32"/>
-          <w:cs/>
-        </w:rPr>
-        <w:tab/>
-      </w:r>
-      <w:r>
-        <w:rPr>
-          <w:rFonts w:ascii="TH SarabunIT๙" w:hAnsi="TH SarabunIT๙" w:cs="TH SarabunIT๙" w:hint="cs"/>
-          <w:sz w:val="32"/>
-          <w:szCs w:val="32"/>
-          <w:cs/>
-        </w:rPr>
-        <w:tab/>
-      </w:r>
-      <w:r>
-        <w:rPr>
-          <w:rFonts w:ascii="TH SarabunIT๙" w:hAnsi="TH SarabunIT๙" w:cs="TH SarabunIT๙"/>
-          <w:sz w:val="32"/>
-          <w:szCs w:val="32"/>
-          <w:cs/>
-        </w:rPr>
-        <w:t xml:space="preserve">ตำแหน่ง </w:t>
-      </w:r>
-      <w:r>
-        <w:rPr>
-          <w:rFonts w:ascii="TH SarabunIT๙" w:hAnsi="TH SarabunIT๙" w:cs="TH SarabunIT๙" w:hint="cs"/>
-          <w:sz w:val="32"/>
-          <w:szCs w:val="32"/>
-          <w:cs/>
-        </w:rPr>
-        <w:t>นวก.คอมพิวเตอร์ปฏิบัติการ</w:t>
-      </w:r>
-    </w:p>
-    <w:p>
-      <w:pPr>
-        <w:tabs>
-          <w:tab w:val="left" w:pos="1418"/>
-        </w:tabs>
-        <w:spacing w:after="0"/>
-        <w:rPr>
-          <w:rFonts w:ascii="TH SarabunIT๙" w:hAnsi="TH SarabunIT๙" w:cs="TH SarabunIT๙"/>
-          <w:sz w:val="32"/>
-          <w:szCs w:val="32"/>
-          <w:cs/>
-        </w:rPr>
-      </w:pPr>
-      <w:r>
-        <w:rPr>
-          <w:rFonts w:ascii="TH SarabunIT๙" w:hAnsi="TH SarabunIT๙" w:cs="TH SarabunIT๙"/>
-          <w:sz w:val="32"/>
-          <w:szCs w:val="32"/>
-          <w:cs/>
-        </w:rPr>
-        <w:tab/>
-        <w:t xml:space="preserve">2. </w:t>
-      </w:r>
-      <w:r>
-        <w:rPr>
-          <w:rFonts w:ascii="TH SarabunIT๙" w:hAnsi="TH SarabunIT๙" w:cs="TH SarabunIT๙"/>
-          <w:sz w:val="32"/>
-          <w:szCs w:val="32"/>
-          <w:cs/>
-        </w:rPr>
-        <w:t>นายทินภัทร สาธุรัมย์</w:t>
-      </w:r>
-      <w:r>
-        <w:rPr>
-          <w:rFonts w:ascii="TH SarabunIT๙" w:hAnsi="TH SarabunIT๙" w:cs="TH SarabunIT๙"/>
-          <w:sz w:val="32"/>
-          <w:szCs w:val="32"/>
-          <w:cs/>
-        </w:rPr>
-        <w:tab/>
-      </w:r>
-      <w:r>
-        <w:rPr>
-          <w:rFonts w:ascii="TH SarabunIT๙" w:hAnsi="TH SarabunIT๙" w:cs="TH SarabunIT๙"/>
-          <w:sz w:val="32"/>
-          <w:szCs w:val="32"/>
-          <w:cs/>
-        </w:rPr>
-        <w:tab/>
-      </w:r>
-      <w:r>
-        <w:rPr>
-          <w:rFonts w:ascii="TH SarabunIT๙" w:hAnsi="TH SarabunIT๙" w:cs="TH SarabunIT๙"/>
-          <w:sz w:val="32"/>
-          <w:szCs w:val="32"/>
-          <w:cs/>
-        </w:rPr>
-        <w:tab/>
-        <w:t xml:space="preserve">ตำแหน่ง </w:t>
-      </w:r>
-      <w:r>
-        <w:rPr>
-          <w:rFonts w:ascii="TH SarabunIT๙" w:hAnsi="TH SarabunIT๙" w:cs="TH SarabunIT๙" w:hint="cs"/>
-          <w:sz w:val="32"/>
-          <w:szCs w:val="32"/>
-          <w:cs/>
-        </w:rPr>
-        <w:t>นักวิชาการคอมพิวเตอร์</w:t>
-      </w:r>
-    </w:p>
     <w:p>
       <w:pPr>
         <w:tabs>
@@ -850,45 +712,15 @@
           <w:szCs w:val="32"/>
           <w:cs/>
         </w:rPr>
-        <w:t>การเข้าร่วมอบรมหลักสูตรการฝึกอบรมการใช้งานระบบบริหารจัดการแล</w:t>
-      </w:r>
-      <w:r>
-        <w:rPr>
-          <w:rFonts w:ascii="TH SarabunIT๙" w:hAnsi="TH SarabunIT๙" w:cs="TH SarabunIT๙" w:hint="cs"/>
-          <w:sz w:val="32"/>
-          <w:szCs w:val="32"/>
-          <w:cs/>
-        </w:rPr>
-        <w:t>ก</w:t>
-      </w:r>
-      <w:r>
-        <w:rPr>
-          <w:rFonts w:ascii="TH SarabunIT๙" w:hAnsi="TH SarabunIT๙" w:cs="TH SarabunIT๙"/>
-          <w:sz w:val="32"/>
-          <w:szCs w:val="32"/>
-          <w:cs/>
-        </w:rPr>
-        <w:t>เปลี่ยนข้อมูลสุขภาพทั่วประเทศสำหรับส่วนภูมิภาคและส่วนกลาง ภายใต้โครงการพัฒนาระบบคลา</w:t>
-      </w:r>
-      <w:proofErr w:type="spellStart"/>
-      <w:r>
-        <w:rPr>
-          <w:rFonts w:ascii="TH SarabunIT๙" w:hAnsi="TH SarabunIT๙" w:cs="TH SarabunIT๙"/>
-          <w:sz w:val="32"/>
-          <w:szCs w:val="32"/>
-          <w:cs/>
-        </w:rPr>
-        <w:t>วด์</w:t>
-      </w:r>
-      <w:proofErr w:type="spellEnd"/>
-      <w:r>
-        <w:rPr>
-          <w:rFonts w:ascii="TH SarabunIT๙" w:hAnsi="TH SarabunIT๙" w:cs="TH SarabunIT๙"/>
-          <w:sz w:val="32"/>
-          <w:szCs w:val="32"/>
-          <w:cs/>
-        </w:rPr>
-        <w:t>กลางด้านสาธารณสุขของประเทศไทย</w:t>
+        <w:t>การ</w:t>
+      </w:r>
+      <w:r>
+        <w:rPr>
+          <w:rFonts w:ascii="TH SarabunIT๙" w:hAnsi="TH SarabunIT๙" w:cs="TH SarabunIT๙"/>
+          <w:sz w:val="32"/>
+          <w:szCs w:val="32"/>
+        </w:rPr>
+        <w:t>${topic}</w:t>
       </w:r>
       <w:r>
         <w:rPr>
@@ -922,18 +754,27 @@
           <w:rFonts w:ascii="TH SarabunIT๙" w:hAnsi="TH SarabunIT๙" w:cs="TH SarabunIT๙"/>
           <w:sz w:val="32"/>
           <w:szCs w:val="32"/>
-          <w:cs/>
-        </w:rPr>
-        <w:t>โรงพยาบาลเลย</w:t>
-      </w:r>
-      <w:r>
-        <w:rPr>
-          <w:rFonts w:ascii="TH SarabunIT๙" w:hAnsi="TH SarabunIT๙" w:cs="TH SarabunIT๙"/>
-          <w:sz w:val="32"/>
-          <w:szCs w:val="32"/>
-          <w:cs/>
-        </w:rPr>
-        <w:t xml:space="preserve"> จังหวัด</w:t>
+        </w:rPr>
+        <w:t>${location</w:t>
+      </w:r>
+      <w:bookmarkStart w:id="0" w:name="_GoBack"/>
+      <w:bookmarkEnd w:id="0"/>
+      <w:r>
+        <w:rPr>
+          <w:rFonts w:ascii="TH SarabunIT๙" w:hAnsi="TH SarabunIT๙" w:cs="TH SarabunIT๙"/>
+          <w:sz w:val="32"/>
+          <w:szCs w:val="32"/>
+        </w:rPr>
+        <w:t xml:space="preserve">} </w:t>
+      </w:r>
+      <w:r>
+        <w:rPr>
+          <w:rFonts w:ascii="TH SarabunIT๙" w:hAnsi="TH SarabunIT๙" w:cs="TH SarabunIT๙"/>
+          <w:sz w:val="32"/>
+          <w:szCs w:val="32"/>
+          <w:cs/>
+        </w:rPr>
+        <w:t>จังหวัด</w:t>
       </w:r>
       <w:r>
         <w:rPr>
@@ -2076,7 +1917,7 @@
           <w:szCs w:val="32"/>
           <w:cs/>
         </w:rPr>
-        <w:t xml:space="preserve">ติธัช </w:t>
+        <w:t>ติธัช นรา</w:t>
       </w:r>
       <w:proofErr w:type="spellStart"/>
       <w:r>
@@ -2086,7 +1927,7 @@
           <w:szCs w:val="32"/>
           <w:cs/>
         </w:rPr>
-        <w:t>นราภิ</w:t>
+        <w:t>ภิ</w:t>
       </w:r>
       <w:proofErr w:type="spellEnd"/>
       <w:r>
@@ -2162,7 +2003,6 @@
           <w:szCs w:val="32"/>
           <w:cs/>
         </w:rPr>
-        <w:lastRenderedPageBreak/>
         <w:tab/>
       </w:r>
       <w:r>
@@ -2441,6 +2281,7 @@
           <w:szCs w:val="32"/>
           <w:cs/>
         </w:rPr>
+        <w:lastRenderedPageBreak/>
         <w:t xml:space="preserve">            ปฏิบัติราชการแทน ผู้ว่าราชการจังหวัดเลย</w:t>
       </w:r>
     </w:p>
@@ -3215,4 +3056,16 @@
   <a:objectDefaults/>
   <a:extraClrSchemeLst/>
 </a:theme>
+</file>
+
+<file path=customXml/item1.xml><?xml version="1.0" encoding="utf-8"?>
+<b:Sources xmlns:b="http://schemas.openxmlformats.org/officeDocument/2006/bibliography" xmlns="http://schemas.openxmlformats.org/officeDocument/2006/bibliography" SelectedStyle="/APASixthEditionOfficeOnline.xsl" StyleName="APA" Version="6"/>
+</file>
+
+<file path=customXml/itemProps1.xml><?xml version="1.0" encoding="utf-8"?>
+<ds:datastoreItem xmlns:ds="http://schemas.openxmlformats.org/officeDocument/2006/customXml" ds:itemID="{CB3951A1-6552-A646-BC3C-6790885271C7}">
+  <ds:schemaRefs>
+    <ds:schemaRef ds:uri="http://schemas.openxmlformats.org/officeDocument/2006/bibliography"/>
+  </ds:schemaRefs>
+</ds:datastoreItem>
 </file>
--- a/web/msword/development/แบบฟอร์มเดินทางไปราชการ.docx
+++ b/web/msword/development/แบบฟอร์มเดินทางไปราชการ.docx
@@ -755,17 +755,7 @@
           <w:sz w:val="32"/>
           <w:szCs w:val="32"/>
         </w:rPr>
-        <w:t>${location</w:t>
-      </w:r>
-      <w:bookmarkStart w:id="0" w:name="_GoBack"/>
-      <w:bookmarkEnd w:id="0"/>
-      <w:r>
-        <w:rPr>
-          <w:rFonts w:ascii="TH SarabunIT๙" w:hAnsi="TH SarabunIT๙" w:cs="TH SarabunIT๙"/>
-          <w:sz w:val="32"/>
-          <w:szCs w:val="32"/>
-        </w:rPr>
-        <w:t xml:space="preserve">} </w:t>
+        <w:t xml:space="preserve">${location} </w:t>
       </w:r>
       <w:r>
         <w:rPr>
@@ -778,12 +768,29 @@
       </w:r>
       <w:r>
         <w:rPr>
-          <w:rFonts w:ascii="TH SarabunIT๙" w:eastAsia="Arial" w:hAnsi="TH SarabunIT๙" w:cs="TH SarabunIT๙" w:hint="cs"/>
-          <w:sz w:val="32"/>
-          <w:szCs w:val="32"/>
-          <w:cs/>
-        </w:rPr>
-        <w:t>เลย</w:t>
+          <w:rFonts w:ascii="TH SarabunIT๙" w:eastAsia="Arial" w:hAnsi="TH SarabunIT๙" w:cs="TH SarabunIT๙"/>
+          <w:sz w:val="32"/>
+          <w:szCs w:val="32"/>
+        </w:rPr>
+        <w:t>${</w:t>
+      </w:r>
+      <w:proofErr w:type="spellStart"/>
+      <w:r>
+        <w:rPr>
+          <w:rFonts w:ascii="TH SarabunIT๙" w:eastAsia="Arial" w:hAnsi="TH SarabunIT๙" w:cs="TH SarabunIT๙"/>
+          <w:sz w:val="32"/>
+          <w:szCs w:val="32"/>
+        </w:rPr>
+        <w:t>province_name</w:t>
+      </w:r>
+      <w:proofErr w:type="spellEnd"/>
+      <w:r>
+        <w:rPr>
+          <w:rFonts w:ascii="TH SarabunIT๙" w:eastAsia="Arial" w:hAnsi="TH SarabunIT๙" w:cs="TH SarabunIT๙"/>
+          <w:sz w:val="32"/>
+          <w:szCs w:val="32"/>
+        </w:rPr>
+        <w:t>}</w:t>
       </w:r>
       <w:r>
         <w:rPr>
@@ -805,12 +812,11 @@
       </w:r>
       <w:r>
         <w:rPr>
-          <w:rFonts w:ascii="TH SarabunIT๙" w:hAnsi="TH SarabunIT๙" w:cs="TH SarabunIT๙" w:hint="cs"/>
-          <w:sz w:val="32"/>
-          <w:szCs w:val="32"/>
-          <w:cs/>
-        </w:rPr>
-        <w:t>82</w:t>
+          <w:rFonts w:ascii="TH SarabunIT๙" w:hAnsi="TH SarabunIT๙" w:cs="TH SarabunIT๙"/>
+          <w:sz w:val="32"/>
+          <w:szCs w:val="32"/>
+        </w:rPr>
+        <w:t>${distance}</w:t>
       </w:r>
       <w:r>
         <w:rPr>
@@ -839,6 +845,7 @@
         </w:rPr>
         <w:t xml:space="preserve"> </w:t>
       </w:r>
+      <w:bookmarkStart w:id="0" w:name="_GoBack"/>
       <w:r>
         <w:rPr>
           <w:rFonts w:ascii="TH SarabunIT๙" w:hAnsi="TH SarabunIT๙" w:cs="TH SarabunIT๙" w:hint="cs"/>
@@ -873,7 +880,17 @@
           <w:szCs w:val="32"/>
           <w:cs/>
         </w:rPr>
-        <w:t xml:space="preserve">คม พ.ศ. ๒๕๖๘ ถึงวันที่ </w:t>
+        <w:t xml:space="preserve">คม พ.ศ. ๒๕๖๘ </w:t>
+      </w:r>
+      <w:bookmarkEnd w:id="0"/>
+      <w:r>
+        <w:rPr>
+          <w:rFonts w:ascii="TH SarabunIT๙" w:hAnsi="TH SarabunIT๙" w:cs="TH SarabunIT๙"/>
+          <w:sz w:val="32"/>
+          <w:szCs w:val="32"/>
+          <w:cs/>
+        </w:rPr>
+        <w:t xml:space="preserve">ถึงวันที่ </w:t>
       </w:r>
       <w:r>
         <w:rPr>
@@ -2216,6 +2233,7 @@
           <w:szCs w:val="32"/>
           <w:cs/>
         </w:rPr>
+        <w:lastRenderedPageBreak/>
         <w:t xml:space="preserve"> </w:t>
       </w:r>
       <w:r>
@@ -2281,7 +2299,6 @@
           <w:szCs w:val="32"/>
           <w:cs/>
         </w:rPr>
-        <w:lastRenderedPageBreak/>
         <w:t xml:space="preserve">            ปฏิบัติราชการแทน ผู้ว่าราชการจังหวัดเลย</w:t>
       </w:r>
     </w:p>
@@ -3063,7 +3080,7 @@
 </file>
 
 <file path=customXml/itemProps1.xml><?xml version="1.0" encoding="utf-8"?>
-<ds:datastoreItem xmlns:ds="http://schemas.openxmlformats.org/officeDocument/2006/customXml" ds:itemID="{CB3951A1-6552-A646-BC3C-6790885271C7}">
+<ds:datastoreItem xmlns:ds="http://schemas.openxmlformats.org/officeDocument/2006/customXml" ds:itemID="{71B9E37C-62CF-604E-9AFA-79036BFDB73C}">
   <ds:schemaRefs>
     <ds:schemaRef ds:uri="http://schemas.openxmlformats.org/officeDocument/2006/bibliography"/>
   </ds:schemaRefs>
